--- a/DAY-2 (Linux Part-2)/System Performance Monitoring commands for RedHat Linux.docx
+++ b/DAY-2 (Linux Part-2)/System Performance Monitoring commands for RedHat Linux.docx
@@ -1,6 +1,6 @@
 
 <file path=word/document.xml><?xml version="1.0" encoding="utf-8"?>
-<w:document xmlns:wpc="http://schemas.microsoft.com/office/word/2010/wordprocessingCanvas" xmlns:cx="http://schemas.microsoft.com/office/drawing/2014/chartex" xmlns:cx1="http://schemas.microsoft.com/office/drawing/2015/9/8/chartex" xmlns:cx2="http://schemas.microsoft.com/office/drawing/2015/10/21/chartex" xmlns:cx3="http://schemas.microsoft.com/office/drawing/2016/5/9/chartex" xmlns:cx4="http://schemas.microsoft.com/office/drawing/2016/5/10/chartex" xmlns:cx5="http://schemas.microsoft.com/office/drawing/2016/5/11/chartex" xmlns:cx6="http://schemas.microsoft.com/office/drawing/2016/5/12/chartex" xmlns:cx7="http://schemas.microsoft.com/office/drawing/2016/5/13/chartex" xmlns:cx8="http://schemas.microsoft.com/office/drawing/2016/5/14/chartex" xmlns:mc="http://schemas.openxmlformats.org/markup-compatibility/2006" xmlns:aink="http://schemas.microsoft.com/office/drawing/2016/ink" xmlns:am3d="http://schemas.microsoft.com/office/drawing/2017/model3d" xmlns:o="urn:schemas-microsoft-com:office:office" xmlns:oel="http://schemas.microsoft.com/office/2019/extlst" xmlns:r="http://schemas.openxmlformats.org/officeDocument/2006/relationships" xmlns:m="http://schemas.openxmlformats.org/officeDocument/2006/math" xmlns:v="urn:schemas-microsoft-com:vml" xmlns:wp14="http://schemas.microsoft.com/office/word/2010/wordprocessingDrawing" xmlns:wp="http://schemas.openxmlformats.org/drawingml/2006/wordprocessingDrawing" xmlns:w10="urn:schemas-microsoft-com:office:word" xmlns:w="http://schemas.openxmlformats.org/wordprocessingml/2006/main" xmlns:w14="http://schemas.microsoft.com/office/word/2010/wordml" xmlns:w15="http://schemas.microsoft.com/office/word/2012/wordml" xmlns:w16cex="http://schemas.microsoft.com/office/word/2018/wordml/cex" xmlns:w16cid="http://schemas.microsoft.com/office/word/2016/wordml/cid" xmlns:w16="http://schemas.microsoft.com/office/word/2018/wordml" xmlns:w16du="http://schemas.microsoft.com/office/word/2023/wordml/word16du" xmlns:w16sdtdh="http://schemas.microsoft.com/office/word/2020/wordml/sdtdatahash" xmlns:w16se="http://schemas.microsoft.com/office/word/2015/wordml/symex" xmlns:wpg="http://schemas.microsoft.com/office/word/2010/wordprocessingGroup" xmlns:wpi="http://schemas.microsoft.com/office/word/2010/wordprocessingInk" xmlns:wne="http://schemas.microsoft.com/office/word/2006/wordml" xmlns:wps="http://schemas.microsoft.com/office/word/2010/wordprocessingShape" mc:Ignorable="w14 w15 w16se w16cid w16 w16cex w16sdtdh w16du wp14">
+<w:document xmlns:wpc="http://schemas.microsoft.com/office/word/2010/wordprocessingCanvas" xmlns:cx="http://schemas.microsoft.com/office/drawing/2014/chartex" xmlns:cx1="http://schemas.microsoft.com/office/drawing/2015/9/8/chartex" xmlns:cx2="http://schemas.microsoft.com/office/drawing/2015/10/21/chartex" xmlns:cx3="http://schemas.microsoft.com/office/drawing/2016/5/9/chartex" xmlns:cx4="http://schemas.microsoft.com/office/drawing/2016/5/10/chartex" xmlns:cx5="http://schemas.microsoft.com/office/drawing/2016/5/11/chartex" xmlns:cx6="http://schemas.microsoft.com/office/drawing/2016/5/12/chartex" xmlns:cx7="http://schemas.microsoft.com/office/drawing/2016/5/13/chartex" xmlns:cx8="http://schemas.microsoft.com/office/drawing/2016/5/14/chartex" xmlns:mc="http://schemas.openxmlformats.org/markup-compatibility/2006" xmlns:aink="http://schemas.microsoft.com/office/drawing/2016/ink" xmlns:am3d="http://schemas.microsoft.com/office/drawing/2017/model3d" xmlns:o="urn:schemas-microsoft-com:office:office" xmlns:oel="http://schemas.microsoft.com/office/2019/extlst" xmlns:r="http://schemas.openxmlformats.org/officeDocument/2006/relationships" xmlns:m="http://schemas.openxmlformats.org/officeDocument/2006/math" xmlns:v="urn:schemas-microsoft-com:vml" xmlns:wp14="http://schemas.microsoft.com/office/word/2010/wordprocessingDrawing" xmlns:wp="http://schemas.openxmlformats.org/drawingml/2006/wordprocessingDrawing" xmlns:w10="urn:schemas-microsoft-com:office:word" xmlns:w="http://schemas.openxmlformats.org/wordprocessingml/2006/main" xmlns:w14="http://schemas.microsoft.com/office/word/2010/wordml" xmlns:w15="http://schemas.microsoft.com/office/word/2012/wordml" xmlns:w16cex="http://schemas.microsoft.com/office/word/2018/wordml/cex" xmlns:w16cid="http://schemas.microsoft.com/office/word/2016/wordml/cid" xmlns:w16="http://schemas.microsoft.com/office/word/2018/wordml" xmlns:w16du="http://schemas.microsoft.com/office/word/2023/wordml/word16du" xmlns:w16sdtdh="http://schemas.microsoft.com/office/word/2020/wordml/sdtdatahash" xmlns:w16sdtfl="http://schemas.microsoft.com/office/word/2024/wordml/sdtformatlock" xmlns:w16se="http://schemas.microsoft.com/office/word/2015/wordml/symex" xmlns:wpg="http://schemas.microsoft.com/office/word/2010/wordprocessingGroup" xmlns:wpi="http://schemas.microsoft.com/office/word/2010/wordprocessingInk" xmlns:wne="http://schemas.microsoft.com/office/word/2006/wordml" xmlns:wps="http://schemas.microsoft.com/office/word/2010/wordprocessingShape" mc:Ignorable="w14 w15 w16se w16cid w16 w16cex w16sdtdh w16sdtfl w16du wp14">
   <w:body>
     <w:p>
       <w:pPr>
@@ -87,7 +87,13 @@
     <w:p>
       <w:pPr>
         <w:pStyle w:val="NormalWeb"/>
-        <w:shd w:val="clear" w:color="auto" w:fill="FFFFFF"/>
+        <w:pBdr>
+          <w:top w:val="single" w:sz="4" w:space="1" w:color="auto"/>
+          <w:left w:val="single" w:sz="4" w:space="4" w:color="auto"/>
+          <w:bottom w:val="single" w:sz="4" w:space="1" w:color="auto"/>
+          <w:right w:val="single" w:sz="4" w:space="4" w:color="auto"/>
+        </w:pBdr>
+        <w:shd w:val="clear" w:color="auto" w:fill="F2F2F2" w:themeFill="background1" w:themeFillShade="F2"/>
         <w:spacing w:before="240" w:after="0" w:line="360" w:lineRule="auto"/>
         <w:jc w:val="both"/>
         <w:rPr>
@@ -144,7 +150,63 @@
     <w:p>
       <w:pPr>
         <w:pStyle w:val="NormalWeb"/>
-        <w:shd w:val="clear" w:color="auto" w:fill="FFFFFF"/>
+        <w:pBdr>
+          <w:top w:val="single" w:sz="4" w:space="1" w:color="auto"/>
+          <w:left w:val="single" w:sz="4" w:space="4" w:color="auto"/>
+          <w:bottom w:val="single" w:sz="4" w:space="1" w:color="auto"/>
+          <w:right w:val="single" w:sz="4" w:space="4" w:color="auto"/>
+        </w:pBdr>
+        <w:shd w:val="clear" w:color="auto" w:fill="F2F2F2" w:themeFill="background1" w:themeFillShade="F2"/>
+        <w:spacing w:before="240" w:after="0" w:line="360" w:lineRule="auto"/>
+        <w:jc w:val="both"/>
+        <w:rPr>
+          <w:rFonts w:ascii="Georgia" w:hAnsi="Georgia"/>
+          <w:color w:val="202124"/>
+        </w:rPr>
+      </w:pPr>
+      <w:proofErr w:type="spellStart"/>
+      <w:r>
+        <w:rPr>
+          <w:rFonts w:ascii="Georgia" w:hAnsi="Georgia"/>
+          <w:color w:val="202124"/>
+        </w:rPr>
+        <w:t>sudo</w:t>
+      </w:r>
+      <w:proofErr w:type="spellEnd"/>
+      <w:r>
+        <w:rPr>
+          <w:rFonts w:ascii="Georgia" w:hAnsi="Georgia"/>
+          <w:color w:val="202124"/>
+        </w:rPr>
+        <w:t xml:space="preserve"> yum install </w:t>
+      </w:r>
+      <w:proofErr w:type="spellStart"/>
+      <w:r>
+        <w:rPr>
+          <w:rFonts w:ascii="Georgia" w:hAnsi="Georgia"/>
+          <w:color w:val="202124"/>
+        </w:rPr>
+        <w:t>htop</w:t>
+      </w:r>
+      <w:proofErr w:type="spellEnd"/>
+      <w:r>
+        <w:rPr>
+          <w:rFonts w:ascii="Georgia" w:hAnsi="Georgia"/>
+          <w:color w:val="202124"/>
+        </w:rPr>
+        <w:t xml:space="preserve"> -y</w:t>
+      </w:r>
+    </w:p>
+    <w:p>
+      <w:pPr>
+        <w:pStyle w:val="NormalWeb"/>
+        <w:pBdr>
+          <w:top w:val="single" w:sz="4" w:space="1" w:color="auto"/>
+          <w:left w:val="single" w:sz="4" w:space="4" w:color="auto"/>
+          <w:bottom w:val="single" w:sz="4" w:space="1" w:color="auto"/>
+          <w:right w:val="single" w:sz="4" w:space="4" w:color="auto"/>
+        </w:pBdr>
+        <w:shd w:val="clear" w:color="auto" w:fill="F2F2F2" w:themeFill="background1" w:themeFillShade="F2"/>
         <w:spacing w:before="240" w:after="0" w:line="360" w:lineRule="auto"/>
         <w:jc w:val="both"/>
         <w:rPr>
@@ -203,7 +265,13 @@
     <w:p>
       <w:pPr>
         <w:pStyle w:val="NormalWeb"/>
-        <w:shd w:val="clear" w:color="auto" w:fill="FFFFFF"/>
+        <w:pBdr>
+          <w:top w:val="single" w:sz="4" w:space="1" w:color="auto"/>
+          <w:left w:val="single" w:sz="4" w:space="4" w:color="auto"/>
+          <w:bottom w:val="single" w:sz="4" w:space="1" w:color="auto"/>
+          <w:right w:val="single" w:sz="4" w:space="4" w:color="auto"/>
+        </w:pBdr>
+        <w:shd w:val="clear" w:color="auto" w:fill="F2F2F2" w:themeFill="background1" w:themeFillShade="F2"/>
         <w:spacing w:before="240" w:after="0" w:line="360" w:lineRule="auto"/>
         <w:jc w:val="both"/>
         <w:rPr>
@@ -262,7 +330,13 @@
     <w:p>
       <w:pPr>
         <w:pStyle w:val="NormalWeb"/>
-        <w:shd w:val="clear" w:color="auto" w:fill="FFFFFF"/>
+        <w:pBdr>
+          <w:top w:val="single" w:sz="4" w:space="1" w:color="auto"/>
+          <w:left w:val="single" w:sz="4" w:space="4" w:color="auto"/>
+          <w:bottom w:val="single" w:sz="4" w:space="1" w:color="auto"/>
+          <w:right w:val="single" w:sz="4" w:space="4" w:color="auto"/>
+        </w:pBdr>
+        <w:shd w:val="clear" w:color="auto" w:fill="F2F2F2" w:themeFill="background1" w:themeFillShade="F2"/>
         <w:spacing w:before="240" w:after="0" w:line="360" w:lineRule="auto"/>
         <w:jc w:val="both"/>
         <w:rPr>
@@ -321,7 +395,13 @@
     <w:p>
       <w:pPr>
         <w:pStyle w:val="NormalWeb"/>
-        <w:shd w:val="clear" w:color="auto" w:fill="FFFFFF"/>
+        <w:pBdr>
+          <w:top w:val="single" w:sz="4" w:space="1" w:color="auto"/>
+          <w:left w:val="single" w:sz="4" w:space="4" w:color="auto"/>
+          <w:bottom w:val="single" w:sz="4" w:space="1" w:color="auto"/>
+          <w:right w:val="single" w:sz="4" w:space="4" w:color="auto"/>
+        </w:pBdr>
+        <w:shd w:val="clear" w:color="auto" w:fill="F2F2F2" w:themeFill="background1" w:themeFillShade="F2"/>
         <w:spacing w:before="240" w:after="0" w:line="360" w:lineRule="auto"/>
         <w:jc w:val="both"/>
         <w:rPr>
@@ -363,13 +443,20 @@
           <w:bCs/>
           <w:color w:val="202124"/>
         </w:rPr>
+        <w:lastRenderedPageBreak/>
         <w:t>free: Displays the amount of free and used memory in the system.</w:t>
       </w:r>
     </w:p>
     <w:p>
       <w:pPr>
         <w:pStyle w:val="NormalWeb"/>
-        <w:shd w:val="clear" w:color="auto" w:fill="FFFFFF"/>
+        <w:pBdr>
+          <w:top w:val="single" w:sz="4" w:space="1" w:color="auto"/>
+          <w:left w:val="single" w:sz="4" w:space="4" w:color="auto"/>
+          <w:bottom w:val="single" w:sz="4" w:space="1" w:color="auto"/>
+          <w:right w:val="single" w:sz="4" w:space="4" w:color="auto"/>
+        </w:pBdr>
+        <w:shd w:val="clear" w:color="auto" w:fill="F2F2F2" w:themeFill="background1" w:themeFillShade="F2"/>
         <w:spacing w:before="240" w:after="0" w:line="360" w:lineRule="auto"/>
         <w:jc w:val="both"/>
         <w:rPr>
@@ -410,7 +497,6 @@
           <w:bCs/>
           <w:color w:val="202124"/>
         </w:rPr>
-        <w:lastRenderedPageBreak/>
         <w:t>df</w:t>
       </w:r>
       <w:proofErr w:type="spellEnd"/>
@@ -439,7 +525,13 @@
     <w:p>
       <w:pPr>
         <w:pStyle w:val="NormalWeb"/>
-        <w:shd w:val="clear" w:color="auto" w:fill="FFFFFF"/>
+        <w:pBdr>
+          <w:top w:val="single" w:sz="4" w:space="1" w:color="auto"/>
+          <w:left w:val="single" w:sz="4" w:space="4" w:color="auto"/>
+          <w:bottom w:val="single" w:sz="4" w:space="1" w:color="auto"/>
+          <w:right w:val="single" w:sz="4" w:space="4" w:color="auto"/>
+        </w:pBdr>
+        <w:shd w:val="clear" w:color="auto" w:fill="F2F2F2" w:themeFill="background1" w:themeFillShade="F2"/>
         <w:spacing w:before="240" w:after="0" w:line="360" w:lineRule="auto"/>
         <w:jc w:val="both"/>
         <w:rPr>
@@ -494,7 +586,13 @@
     <w:p>
       <w:pPr>
         <w:pStyle w:val="NormalWeb"/>
-        <w:shd w:val="clear" w:color="auto" w:fill="FFFFFF"/>
+        <w:pBdr>
+          <w:top w:val="single" w:sz="4" w:space="1" w:color="auto"/>
+          <w:left w:val="single" w:sz="4" w:space="4" w:color="auto"/>
+          <w:bottom w:val="single" w:sz="4" w:space="1" w:color="auto"/>
+          <w:right w:val="single" w:sz="4" w:space="4" w:color="auto"/>
+        </w:pBdr>
+        <w:shd w:val="clear" w:color="auto" w:fill="F2F2F2" w:themeFill="background1" w:themeFillShade="F2"/>
         <w:spacing w:before="240" w:after="0" w:line="360" w:lineRule="auto"/>
         <w:jc w:val="both"/>
         <w:rPr>
@@ -540,7 +638,13 @@
     <w:p>
       <w:pPr>
         <w:pStyle w:val="NormalWeb"/>
-        <w:shd w:val="clear" w:color="auto" w:fill="FFFFFF"/>
+        <w:pBdr>
+          <w:top w:val="single" w:sz="4" w:space="1" w:color="auto"/>
+          <w:left w:val="single" w:sz="4" w:space="4" w:color="auto"/>
+          <w:bottom w:val="single" w:sz="4" w:space="1" w:color="auto"/>
+          <w:right w:val="single" w:sz="4" w:space="4" w:color="auto"/>
+        </w:pBdr>
+        <w:shd w:val="clear" w:color="auto" w:fill="F2F2F2" w:themeFill="background1" w:themeFillShade="F2"/>
         <w:spacing w:before="240" w:after="0" w:line="360" w:lineRule="auto"/>
         <w:jc w:val="both"/>
         <w:rPr>
@@ -611,7 +715,13 @@
     <w:p>
       <w:pPr>
         <w:pStyle w:val="NormalWeb"/>
-        <w:shd w:val="clear" w:color="auto" w:fill="FFFFFF"/>
+        <w:pBdr>
+          <w:top w:val="single" w:sz="4" w:space="1" w:color="auto"/>
+          <w:left w:val="single" w:sz="4" w:space="4" w:color="auto"/>
+          <w:bottom w:val="single" w:sz="4" w:space="1" w:color="auto"/>
+          <w:right w:val="single" w:sz="4" w:space="4" w:color="auto"/>
+        </w:pBdr>
+        <w:shd w:val="clear" w:color="auto" w:fill="F2F2F2" w:themeFill="background1" w:themeFillShade="F2"/>
         <w:spacing w:before="240" w:after="0" w:line="360" w:lineRule="auto"/>
         <w:jc w:val="both"/>
         <w:rPr>
@@ -668,7 +778,13 @@
     <w:p>
       <w:pPr>
         <w:pStyle w:val="NormalWeb"/>
-        <w:shd w:val="clear" w:color="auto" w:fill="FFFFFF"/>
+        <w:pBdr>
+          <w:top w:val="single" w:sz="4" w:space="1" w:color="auto"/>
+          <w:left w:val="single" w:sz="4" w:space="4" w:color="auto"/>
+          <w:bottom w:val="single" w:sz="4" w:space="1" w:color="auto"/>
+          <w:right w:val="single" w:sz="4" w:space="4" w:color="auto"/>
+        </w:pBdr>
+        <w:shd w:val="clear" w:color="auto" w:fill="F2F2F2" w:themeFill="background1" w:themeFillShade="F2"/>
         <w:spacing w:before="240" w:after="0" w:line="360" w:lineRule="auto"/>
         <w:jc w:val="both"/>
         <w:rPr>
@@ -717,7 +833,7 @@
 </file>
 
 <file path=word/endnotes.xml><?xml version="1.0" encoding="utf-8"?>
-<w:endnotes xmlns:wpc="http://schemas.microsoft.com/office/word/2010/wordprocessingCanvas" xmlns:cx="http://schemas.microsoft.com/office/drawing/2014/chartex" xmlns:cx1="http://schemas.microsoft.com/office/drawing/2015/9/8/chartex" xmlns:cx2="http://schemas.microsoft.com/office/drawing/2015/10/21/chartex" xmlns:cx3="http://schemas.microsoft.com/office/drawing/2016/5/9/chartex" xmlns:cx4="http://schemas.microsoft.com/office/drawing/2016/5/10/chartex" xmlns:cx5="http://schemas.microsoft.com/office/drawing/2016/5/11/chartex" xmlns:cx6="http://schemas.microsoft.com/office/drawing/2016/5/12/chartex" xmlns:cx7="http://schemas.microsoft.com/office/drawing/2016/5/13/chartex" xmlns:cx8="http://schemas.microsoft.com/office/drawing/2016/5/14/chartex" xmlns:mc="http://schemas.openxmlformats.org/markup-compatibility/2006" xmlns:aink="http://schemas.microsoft.com/office/drawing/2016/ink" xmlns:am3d="http://schemas.microsoft.com/office/drawing/2017/model3d" xmlns:o="urn:schemas-microsoft-com:office:office" xmlns:oel="http://schemas.microsoft.com/office/2019/extlst" xmlns:r="http://schemas.openxmlformats.org/officeDocument/2006/relationships" xmlns:m="http://schemas.openxmlformats.org/officeDocument/2006/math" xmlns:v="urn:schemas-microsoft-com:vml" xmlns:wp14="http://schemas.microsoft.com/office/word/2010/wordprocessingDrawing" xmlns:wp="http://schemas.openxmlformats.org/drawingml/2006/wordprocessingDrawing" xmlns:w10="urn:schemas-microsoft-com:office:word" xmlns:w="http://schemas.openxmlformats.org/wordprocessingml/2006/main" xmlns:w14="http://schemas.microsoft.com/office/word/2010/wordml" xmlns:w15="http://schemas.microsoft.com/office/word/2012/wordml" xmlns:w16cex="http://schemas.microsoft.com/office/word/2018/wordml/cex" xmlns:w16cid="http://schemas.microsoft.com/office/word/2016/wordml/cid" xmlns:w16="http://schemas.microsoft.com/office/word/2018/wordml" xmlns:w16du="http://schemas.microsoft.com/office/word/2023/wordml/word16du" xmlns:w16sdtdh="http://schemas.microsoft.com/office/word/2020/wordml/sdtdatahash" xmlns:w16se="http://schemas.microsoft.com/office/word/2015/wordml/symex" xmlns:wpg="http://schemas.microsoft.com/office/word/2010/wordprocessingGroup" xmlns:wpi="http://schemas.microsoft.com/office/word/2010/wordprocessingInk" xmlns:wne="http://schemas.microsoft.com/office/word/2006/wordml" xmlns:wps="http://schemas.microsoft.com/office/word/2010/wordprocessingShape" mc:Ignorable="w14 w15 w16se w16cid w16 w16cex w16sdtdh w16du wp14">
+<w:endnotes xmlns:wpc="http://schemas.microsoft.com/office/word/2010/wordprocessingCanvas" xmlns:cx="http://schemas.microsoft.com/office/drawing/2014/chartex" xmlns:cx1="http://schemas.microsoft.com/office/drawing/2015/9/8/chartex" xmlns:cx2="http://schemas.microsoft.com/office/drawing/2015/10/21/chartex" xmlns:cx3="http://schemas.microsoft.com/office/drawing/2016/5/9/chartex" xmlns:cx4="http://schemas.microsoft.com/office/drawing/2016/5/10/chartex" xmlns:cx5="http://schemas.microsoft.com/office/drawing/2016/5/11/chartex" xmlns:cx6="http://schemas.microsoft.com/office/drawing/2016/5/12/chartex" xmlns:cx7="http://schemas.microsoft.com/office/drawing/2016/5/13/chartex" xmlns:cx8="http://schemas.microsoft.com/office/drawing/2016/5/14/chartex" xmlns:mc="http://schemas.openxmlformats.org/markup-compatibility/2006" xmlns:aink="http://schemas.microsoft.com/office/drawing/2016/ink" xmlns:am3d="http://schemas.microsoft.com/office/drawing/2017/model3d" xmlns:o="urn:schemas-microsoft-com:office:office" xmlns:oel="http://schemas.microsoft.com/office/2019/extlst" xmlns:r="http://schemas.openxmlformats.org/officeDocument/2006/relationships" xmlns:m="http://schemas.openxmlformats.org/officeDocument/2006/math" xmlns:v="urn:schemas-microsoft-com:vml" xmlns:wp14="http://schemas.microsoft.com/office/word/2010/wordprocessingDrawing" xmlns:wp="http://schemas.openxmlformats.org/drawingml/2006/wordprocessingDrawing" xmlns:w10="urn:schemas-microsoft-com:office:word" xmlns:w="http://schemas.openxmlformats.org/wordprocessingml/2006/main" xmlns:w14="http://schemas.microsoft.com/office/word/2010/wordml" xmlns:w15="http://schemas.microsoft.com/office/word/2012/wordml" xmlns:w16cex="http://schemas.microsoft.com/office/word/2018/wordml/cex" xmlns:w16cid="http://schemas.microsoft.com/office/word/2016/wordml/cid" xmlns:w16="http://schemas.microsoft.com/office/word/2018/wordml" xmlns:w16du="http://schemas.microsoft.com/office/word/2023/wordml/word16du" xmlns:w16sdtdh="http://schemas.microsoft.com/office/word/2020/wordml/sdtdatahash" xmlns:w16sdtfl="http://schemas.microsoft.com/office/word/2024/wordml/sdtformatlock" xmlns:w16se="http://schemas.microsoft.com/office/word/2015/wordml/symex" xmlns:wpg="http://schemas.microsoft.com/office/word/2010/wordprocessingGroup" xmlns:wpi="http://schemas.microsoft.com/office/word/2010/wordprocessingInk" xmlns:wne="http://schemas.microsoft.com/office/word/2006/wordml" xmlns:wps="http://schemas.microsoft.com/office/word/2010/wordprocessingShape" mc:Ignorable="w14 w15 w16se w16cid w16 w16cex w16sdtdh w16sdtfl w16du wp14">
   <w:endnote w:type="separator" w:id="-1">
     <w:p>
       <w:pPr>
@@ -742,7 +858,7 @@
 </file>
 
 <file path=word/footnotes.xml><?xml version="1.0" encoding="utf-8"?>
-<w:footnotes xmlns:wpc="http://schemas.microsoft.com/office/word/2010/wordprocessingCanvas" xmlns:cx="http://schemas.microsoft.com/office/drawing/2014/chartex" xmlns:cx1="http://schemas.microsoft.com/office/drawing/2015/9/8/chartex" xmlns:cx2="http://schemas.microsoft.com/office/drawing/2015/10/21/chartex" xmlns:cx3="http://schemas.microsoft.com/office/drawing/2016/5/9/chartex" xmlns:cx4="http://schemas.microsoft.com/office/drawing/2016/5/10/chartex" xmlns:cx5="http://schemas.microsoft.com/office/drawing/2016/5/11/chartex" xmlns:cx6="http://schemas.microsoft.com/office/drawing/2016/5/12/chartex" xmlns:cx7="http://schemas.microsoft.com/office/drawing/2016/5/13/chartex" xmlns:cx8="http://schemas.microsoft.com/office/drawing/2016/5/14/chartex" xmlns:mc="http://schemas.openxmlformats.org/markup-compatibility/2006" xmlns:aink="http://schemas.microsoft.com/office/drawing/2016/ink" xmlns:am3d="http://schemas.microsoft.com/office/drawing/2017/model3d" xmlns:o="urn:schemas-microsoft-com:office:office" xmlns:oel="http://schemas.microsoft.com/office/2019/extlst" xmlns:r="http://schemas.openxmlformats.org/officeDocument/2006/relationships" xmlns:m="http://schemas.openxmlformats.org/officeDocument/2006/math" xmlns:v="urn:schemas-microsoft-com:vml" xmlns:wp14="http://schemas.microsoft.com/office/word/2010/wordprocessingDrawing" xmlns:wp="http://schemas.openxmlformats.org/drawingml/2006/wordprocessingDrawing" xmlns:w10="urn:schemas-microsoft-com:office:word" xmlns:w="http://schemas.openxmlformats.org/wordprocessingml/2006/main" xmlns:w14="http://schemas.microsoft.com/office/word/2010/wordml" xmlns:w15="http://schemas.microsoft.com/office/word/2012/wordml" xmlns:w16cex="http://schemas.microsoft.com/office/word/2018/wordml/cex" xmlns:w16cid="http://schemas.microsoft.com/office/word/2016/wordml/cid" xmlns:w16="http://schemas.microsoft.com/office/word/2018/wordml" xmlns:w16du="http://schemas.microsoft.com/office/word/2023/wordml/word16du" xmlns:w16sdtdh="http://schemas.microsoft.com/office/word/2020/wordml/sdtdatahash" xmlns:w16se="http://schemas.microsoft.com/office/word/2015/wordml/symex" xmlns:wpg="http://schemas.microsoft.com/office/word/2010/wordprocessingGroup" xmlns:wpi="http://schemas.microsoft.com/office/word/2010/wordprocessingInk" xmlns:wne="http://schemas.microsoft.com/office/word/2006/wordml" xmlns:wps="http://schemas.microsoft.com/office/word/2010/wordprocessingShape" mc:Ignorable="w14 w15 w16se w16cid w16 w16cex w16sdtdh w16du wp14">
+<w:footnotes xmlns:wpc="http://schemas.microsoft.com/office/word/2010/wordprocessingCanvas" xmlns:cx="http://schemas.microsoft.com/office/drawing/2014/chartex" xmlns:cx1="http://schemas.microsoft.com/office/drawing/2015/9/8/chartex" xmlns:cx2="http://schemas.microsoft.com/office/drawing/2015/10/21/chartex" xmlns:cx3="http://schemas.microsoft.com/office/drawing/2016/5/9/chartex" xmlns:cx4="http://schemas.microsoft.com/office/drawing/2016/5/10/chartex" xmlns:cx5="http://schemas.microsoft.com/office/drawing/2016/5/11/chartex" xmlns:cx6="http://schemas.microsoft.com/office/drawing/2016/5/12/chartex" xmlns:cx7="http://schemas.microsoft.com/office/drawing/2016/5/13/chartex" xmlns:cx8="http://schemas.microsoft.com/office/drawing/2016/5/14/chartex" xmlns:mc="http://schemas.openxmlformats.org/markup-compatibility/2006" xmlns:aink="http://schemas.microsoft.com/office/drawing/2016/ink" xmlns:am3d="http://schemas.microsoft.com/office/drawing/2017/model3d" xmlns:o="urn:schemas-microsoft-com:office:office" xmlns:oel="http://schemas.microsoft.com/office/2019/extlst" xmlns:r="http://schemas.openxmlformats.org/officeDocument/2006/relationships" xmlns:m="http://schemas.openxmlformats.org/officeDocument/2006/math" xmlns:v="urn:schemas-microsoft-com:vml" xmlns:wp14="http://schemas.microsoft.com/office/word/2010/wordprocessingDrawing" xmlns:wp="http://schemas.openxmlformats.org/drawingml/2006/wordprocessingDrawing" xmlns:w10="urn:schemas-microsoft-com:office:word" xmlns:w="http://schemas.openxmlformats.org/wordprocessingml/2006/main" xmlns:w14="http://schemas.microsoft.com/office/word/2010/wordml" xmlns:w15="http://schemas.microsoft.com/office/word/2012/wordml" xmlns:w16cex="http://schemas.microsoft.com/office/word/2018/wordml/cex" xmlns:w16cid="http://schemas.microsoft.com/office/word/2016/wordml/cid" xmlns:w16="http://schemas.microsoft.com/office/word/2018/wordml" xmlns:w16du="http://schemas.microsoft.com/office/word/2023/wordml/word16du" xmlns:w16sdtdh="http://schemas.microsoft.com/office/word/2020/wordml/sdtdatahash" xmlns:w16sdtfl="http://schemas.microsoft.com/office/word/2024/wordml/sdtformatlock" xmlns:w16se="http://schemas.microsoft.com/office/word/2015/wordml/symex" xmlns:wpg="http://schemas.microsoft.com/office/word/2010/wordprocessingGroup" xmlns:wpi="http://schemas.microsoft.com/office/word/2010/wordprocessingInk" xmlns:wne="http://schemas.microsoft.com/office/word/2006/wordml" xmlns:wps="http://schemas.microsoft.com/office/word/2010/wordprocessingShape" mc:Ignorable="w14 w15 w16se w16cid w16 w16cex w16sdtdh w16sdtfl w16du wp14">
   <w:footnote w:type="separator" w:id="-1">
     <w:p>
       <w:pPr>
@@ -767,7 +883,7 @@
 </file>
 
 <file path=word/header1.xml><?xml version="1.0" encoding="utf-8"?>
-<w:hdr xmlns:wpc="http://schemas.microsoft.com/office/word/2010/wordprocessingCanvas" xmlns:cx="http://schemas.microsoft.com/office/drawing/2014/chartex" xmlns:cx1="http://schemas.microsoft.com/office/drawing/2015/9/8/chartex" xmlns:cx2="http://schemas.microsoft.com/office/drawing/2015/10/21/chartex" xmlns:cx3="http://schemas.microsoft.com/office/drawing/2016/5/9/chartex" xmlns:cx4="http://schemas.microsoft.com/office/drawing/2016/5/10/chartex" xmlns:cx5="http://schemas.microsoft.com/office/drawing/2016/5/11/chartex" xmlns:cx6="http://schemas.microsoft.com/office/drawing/2016/5/12/chartex" xmlns:cx7="http://schemas.microsoft.com/office/drawing/2016/5/13/chartex" xmlns:cx8="http://schemas.microsoft.com/office/drawing/2016/5/14/chartex" xmlns:mc="http://schemas.openxmlformats.org/markup-compatibility/2006" xmlns:aink="http://schemas.microsoft.com/office/drawing/2016/ink" xmlns:am3d="http://schemas.microsoft.com/office/drawing/2017/model3d" xmlns:o="urn:schemas-microsoft-com:office:office" xmlns:oel="http://schemas.microsoft.com/office/2019/extlst" xmlns:r="http://schemas.openxmlformats.org/officeDocument/2006/relationships" xmlns:m="http://schemas.openxmlformats.org/officeDocument/2006/math" xmlns:v="urn:schemas-microsoft-com:vml" xmlns:wp14="http://schemas.microsoft.com/office/word/2010/wordprocessingDrawing" xmlns:wp="http://schemas.openxmlformats.org/drawingml/2006/wordprocessingDrawing" xmlns:w10="urn:schemas-microsoft-com:office:word" xmlns:w="http://schemas.openxmlformats.org/wordprocessingml/2006/main" xmlns:w14="http://schemas.microsoft.com/office/word/2010/wordml" xmlns:w15="http://schemas.microsoft.com/office/word/2012/wordml" xmlns:w16cex="http://schemas.microsoft.com/office/word/2018/wordml/cex" xmlns:w16cid="http://schemas.microsoft.com/office/word/2016/wordml/cid" xmlns:w16="http://schemas.microsoft.com/office/word/2018/wordml" xmlns:w16du="http://schemas.microsoft.com/office/word/2023/wordml/word16du" xmlns:w16sdtdh="http://schemas.microsoft.com/office/word/2020/wordml/sdtdatahash" xmlns:w16se="http://schemas.microsoft.com/office/word/2015/wordml/symex" xmlns:wpg="http://schemas.microsoft.com/office/word/2010/wordprocessingGroup" xmlns:wpi="http://schemas.microsoft.com/office/word/2010/wordprocessingInk" xmlns:wne="http://schemas.microsoft.com/office/word/2006/wordml" xmlns:wps="http://schemas.microsoft.com/office/word/2010/wordprocessingShape" mc:Ignorable="w14 w15 w16se w16cid w16 w16cex w16sdtdh w16du wp14">
+<w:hdr xmlns:wpc="http://schemas.microsoft.com/office/word/2010/wordprocessingCanvas" xmlns:cx="http://schemas.microsoft.com/office/drawing/2014/chartex" xmlns:cx1="http://schemas.microsoft.com/office/drawing/2015/9/8/chartex" xmlns:cx2="http://schemas.microsoft.com/office/drawing/2015/10/21/chartex" xmlns:cx3="http://schemas.microsoft.com/office/drawing/2016/5/9/chartex" xmlns:cx4="http://schemas.microsoft.com/office/drawing/2016/5/10/chartex" xmlns:cx5="http://schemas.microsoft.com/office/drawing/2016/5/11/chartex" xmlns:cx6="http://schemas.microsoft.com/office/drawing/2016/5/12/chartex" xmlns:cx7="http://schemas.microsoft.com/office/drawing/2016/5/13/chartex" xmlns:cx8="http://schemas.microsoft.com/office/drawing/2016/5/14/chartex" xmlns:mc="http://schemas.openxmlformats.org/markup-compatibility/2006" xmlns:aink="http://schemas.microsoft.com/office/drawing/2016/ink" xmlns:am3d="http://schemas.microsoft.com/office/drawing/2017/model3d" xmlns:o="urn:schemas-microsoft-com:office:office" xmlns:oel="http://schemas.microsoft.com/office/2019/extlst" xmlns:r="http://schemas.openxmlformats.org/officeDocument/2006/relationships" xmlns:m="http://schemas.openxmlformats.org/officeDocument/2006/math" xmlns:v="urn:schemas-microsoft-com:vml" xmlns:wp14="http://schemas.microsoft.com/office/word/2010/wordprocessingDrawing" xmlns:wp="http://schemas.openxmlformats.org/drawingml/2006/wordprocessingDrawing" xmlns:w10="urn:schemas-microsoft-com:office:word" xmlns:w="http://schemas.openxmlformats.org/wordprocessingml/2006/main" xmlns:w14="http://schemas.microsoft.com/office/word/2010/wordml" xmlns:w15="http://schemas.microsoft.com/office/word/2012/wordml" xmlns:w16cex="http://schemas.microsoft.com/office/word/2018/wordml/cex" xmlns:w16cid="http://schemas.microsoft.com/office/word/2016/wordml/cid" xmlns:w16="http://schemas.microsoft.com/office/word/2018/wordml" xmlns:w16du="http://schemas.microsoft.com/office/word/2023/wordml/word16du" xmlns:w16sdtdh="http://schemas.microsoft.com/office/word/2020/wordml/sdtdatahash" xmlns:w16sdtfl="http://schemas.microsoft.com/office/word/2024/wordml/sdtformatlock" xmlns:w16se="http://schemas.microsoft.com/office/word/2015/wordml/symex" xmlns:wpg="http://schemas.microsoft.com/office/word/2010/wordprocessingGroup" xmlns:wpi="http://schemas.microsoft.com/office/word/2010/wordprocessingInk" xmlns:wne="http://schemas.microsoft.com/office/word/2006/wordml" xmlns:wps="http://schemas.microsoft.com/office/word/2010/wordprocessingShape" mc:Ignorable="w14 w15 w16se w16cid w16 w16cex w16sdtdh w16sdtfl w16du wp14">
   <w:p>
     <w:pPr>
       <w:pStyle w:val="Header"/>
@@ -779,7 +895,7 @@
 </file>
 
 <file path=word/numbering.xml><?xml version="1.0" encoding="utf-8"?>
-<w:numbering xmlns:wpc="http://schemas.microsoft.com/office/word/2010/wordprocessingCanvas" xmlns:cx="http://schemas.microsoft.com/office/drawing/2014/chartex" xmlns:cx1="http://schemas.microsoft.com/office/drawing/2015/9/8/chartex" xmlns:cx2="http://schemas.microsoft.com/office/drawing/2015/10/21/chartex" xmlns:cx3="http://schemas.microsoft.com/office/drawing/2016/5/9/chartex" xmlns:cx4="http://schemas.microsoft.com/office/drawing/2016/5/10/chartex" xmlns:cx5="http://schemas.microsoft.com/office/drawing/2016/5/11/chartex" xmlns:cx6="http://schemas.microsoft.com/office/drawing/2016/5/12/chartex" xmlns:cx7="http://schemas.microsoft.com/office/drawing/2016/5/13/chartex" xmlns:cx8="http://schemas.microsoft.com/office/drawing/2016/5/14/chartex" xmlns:mc="http://schemas.openxmlformats.org/markup-compatibility/2006" xmlns:aink="http://schemas.microsoft.com/office/drawing/2016/ink" xmlns:am3d="http://schemas.microsoft.com/office/drawing/2017/model3d" xmlns:o="urn:schemas-microsoft-com:office:office" xmlns:oel="http://schemas.microsoft.com/office/2019/extlst" xmlns:r="http://schemas.openxmlformats.org/officeDocument/2006/relationships" xmlns:m="http://schemas.openxmlformats.org/officeDocument/2006/math" xmlns:v="urn:schemas-microsoft-com:vml" xmlns:wp14="http://schemas.microsoft.com/office/word/2010/wordprocessingDrawing" xmlns:wp="http://schemas.openxmlformats.org/drawingml/2006/wordprocessingDrawing" xmlns:w10="urn:schemas-microsoft-com:office:word" xmlns:w="http://schemas.openxmlformats.org/wordprocessingml/2006/main" xmlns:w14="http://schemas.microsoft.com/office/word/2010/wordml" xmlns:w15="http://schemas.microsoft.com/office/word/2012/wordml" xmlns:w16cex="http://schemas.microsoft.com/office/word/2018/wordml/cex" xmlns:w16cid="http://schemas.microsoft.com/office/word/2016/wordml/cid" xmlns:w16="http://schemas.microsoft.com/office/word/2018/wordml" xmlns:w16du="http://schemas.microsoft.com/office/word/2023/wordml/word16du" xmlns:w16sdtdh="http://schemas.microsoft.com/office/word/2020/wordml/sdtdatahash" xmlns:w16se="http://schemas.microsoft.com/office/word/2015/wordml/symex" xmlns:wpg="http://schemas.microsoft.com/office/word/2010/wordprocessingGroup" xmlns:wpi="http://schemas.microsoft.com/office/word/2010/wordprocessingInk" xmlns:wne="http://schemas.microsoft.com/office/word/2006/wordml" xmlns:wps="http://schemas.microsoft.com/office/word/2010/wordprocessingShape" mc:Ignorable="w14 w15 w16se w16cid w16 w16cex w16sdtdh w16du wp14">
+<w:numbering xmlns:wpc="http://schemas.microsoft.com/office/word/2010/wordprocessingCanvas" xmlns:cx="http://schemas.microsoft.com/office/drawing/2014/chartex" xmlns:cx1="http://schemas.microsoft.com/office/drawing/2015/9/8/chartex" xmlns:cx2="http://schemas.microsoft.com/office/drawing/2015/10/21/chartex" xmlns:cx3="http://schemas.microsoft.com/office/drawing/2016/5/9/chartex" xmlns:cx4="http://schemas.microsoft.com/office/drawing/2016/5/10/chartex" xmlns:cx5="http://schemas.microsoft.com/office/drawing/2016/5/11/chartex" xmlns:cx6="http://schemas.microsoft.com/office/drawing/2016/5/12/chartex" xmlns:cx7="http://schemas.microsoft.com/office/drawing/2016/5/13/chartex" xmlns:cx8="http://schemas.microsoft.com/office/drawing/2016/5/14/chartex" xmlns:mc="http://schemas.openxmlformats.org/markup-compatibility/2006" xmlns:aink="http://schemas.microsoft.com/office/drawing/2016/ink" xmlns:am3d="http://schemas.microsoft.com/office/drawing/2017/model3d" xmlns:o="urn:schemas-microsoft-com:office:office" xmlns:oel="http://schemas.microsoft.com/office/2019/extlst" xmlns:r="http://schemas.openxmlformats.org/officeDocument/2006/relationships" xmlns:m="http://schemas.openxmlformats.org/officeDocument/2006/math" xmlns:v="urn:schemas-microsoft-com:vml" xmlns:wp14="http://schemas.microsoft.com/office/word/2010/wordprocessingDrawing" xmlns:wp="http://schemas.openxmlformats.org/drawingml/2006/wordprocessingDrawing" xmlns:w10="urn:schemas-microsoft-com:office:word" xmlns:w="http://schemas.openxmlformats.org/wordprocessingml/2006/main" xmlns:w14="http://schemas.microsoft.com/office/word/2010/wordml" xmlns:w15="http://schemas.microsoft.com/office/word/2012/wordml" xmlns:w16cex="http://schemas.microsoft.com/office/word/2018/wordml/cex" xmlns:w16cid="http://schemas.microsoft.com/office/word/2016/wordml/cid" xmlns:w16="http://schemas.microsoft.com/office/word/2018/wordml" xmlns:w16du="http://schemas.microsoft.com/office/word/2023/wordml/word16du" xmlns:w16sdtdh="http://schemas.microsoft.com/office/word/2020/wordml/sdtdatahash" xmlns:w16sdtfl="http://schemas.microsoft.com/office/word/2024/wordml/sdtformatlock" xmlns:w16se="http://schemas.microsoft.com/office/word/2015/wordml/symex" xmlns:wpg="http://schemas.microsoft.com/office/word/2010/wordprocessingGroup" xmlns:wpi="http://schemas.microsoft.com/office/word/2010/wordprocessingInk" xmlns:wne="http://schemas.microsoft.com/office/word/2006/wordml" xmlns:wps="http://schemas.microsoft.com/office/word/2010/wordprocessingShape" mc:Ignorable="w14 w15 w16se w16cid w16 w16cex w16sdtdh w16sdtfl w16du wp14">
   <w:abstractNum w:abstractNumId="0" w15:restartNumberingAfterBreak="0">
     <w:nsid w:val="012B7CF9"/>
     <w:multiLevelType w:val="hybridMultilevel"/>
@@ -1893,7 +2009,7 @@
 </file>
 
 <file path=word/styles.xml><?xml version="1.0" encoding="utf-8"?>
-<w:styles xmlns:mc="http://schemas.openxmlformats.org/markup-compatibility/2006" xmlns:r="http://schemas.openxmlformats.org/officeDocument/2006/relationships" xmlns:w="http://schemas.openxmlformats.org/wordprocessingml/2006/main" xmlns:w14="http://schemas.microsoft.com/office/word/2010/wordml" xmlns:w15="http://schemas.microsoft.com/office/word/2012/wordml" xmlns:w16cex="http://schemas.microsoft.com/office/word/2018/wordml/cex" xmlns:w16cid="http://schemas.microsoft.com/office/word/2016/wordml/cid" xmlns:w16="http://schemas.microsoft.com/office/word/2018/wordml" xmlns:w16du="http://schemas.microsoft.com/office/word/2023/wordml/word16du" xmlns:w16sdtdh="http://schemas.microsoft.com/office/word/2020/wordml/sdtdatahash" xmlns:w16se="http://schemas.microsoft.com/office/word/2015/wordml/symex" mc:Ignorable="w14 w15 w16se w16cid w16 w16cex w16sdtdh w16du">
+<w:styles xmlns:mc="http://schemas.openxmlformats.org/markup-compatibility/2006" xmlns:r="http://schemas.openxmlformats.org/officeDocument/2006/relationships" xmlns:w="http://schemas.openxmlformats.org/wordprocessingml/2006/main" xmlns:w14="http://schemas.microsoft.com/office/word/2010/wordml" xmlns:w15="http://schemas.microsoft.com/office/word/2012/wordml" xmlns:w16cex="http://schemas.microsoft.com/office/word/2018/wordml/cex" xmlns:w16cid="http://schemas.microsoft.com/office/word/2016/wordml/cid" xmlns:w16="http://schemas.microsoft.com/office/word/2018/wordml" xmlns:w16du="http://schemas.microsoft.com/office/word/2023/wordml/word16du" xmlns:w16sdtdh="http://schemas.microsoft.com/office/word/2020/wordml/sdtdatahash" xmlns:w16sdtfl="http://schemas.microsoft.com/office/word/2024/wordml/sdtformatlock" xmlns:w16se="http://schemas.microsoft.com/office/word/2015/wordml/symex" mc:Ignorable="w14 w15 w16se w16cid w16 w16cex w16sdtdh w16sdtfl w16du">
   <w:docDefaults>
     <w:rPrDefault>
       <w:rPr>
